--- a/React_Notes.docx
+++ b/React_Notes.docx
@@ -4786,6 +4786,37 @@
         <w:t xml:space="preserve"> them in the parameter list — you'll see this in nearly all real React code.</w:t>
       </w:r>
     </w:p>
+    <w:p>
+      <w:pPr>
+        <w:spacing w:after="120"/>
+      </w:pPr>
+      <w:r>
+        <w:t>T</w:t>
+      </w:r>
+      <w:r>
+        <w:t>he default value is only used if the prop is missing or if you</w:t>
+      </w:r>
+      <w:r>
+        <w:t xml:space="preserve"> pass </w:t>
+      </w:r>
+      <w:r>
+        <w:t>undefined</w:t>
+      </w:r>
+    </w:p>
+    <w:p>
+      <w:pPr>
+        <w:spacing w:after="120"/>
+      </w:pPr>
+      <w:r>
+        <w:t xml:space="preserve">If you pass null or </w:t>
+      </w:r>
+      <w:r>
+        <w:t>0</w:t>
+      </w:r>
+      <w:r>
+        <w:t>, the default value won't be used</w:t>
+      </w:r>
+    </w:p>
     <w:tbl>
       <w:tblPr>
         <w:tblW w:w="9026" w:type="dxa"/>
@@ -4869,6 +4900,7 @@
                 <w:sz w:val="19"/>
                 <w:szCs w:val="19"/>
               </w:rPr>
+              <w:lastRenderedPageBreak/>
               <w:t xml:space="preserve">function </w:t>
             </w:r>
             <w:proofErr w:type="gramStart"/>
@@ -4965,7 +4997,6 @@
                 <w:sz w:val="19"/>
                 <w:szCs w:val="19"/>
               </w:rPr>
-              <w:lastRenderedPageBreak/>
               <w:t>// default values for missing props</w:t>
             </w:r>
           </w:p>
